--- a/backend/word_templates/自有资金/材料（设备）采购/邀请询比/5.供应商推荐表.docx
+++ b/backend/word_templates/自有资金/材料（设备）采购/邀请询比/5.供应商推荐表.docx
@@ -271,7 +271,7 @@
             <w:r>
               <w:rPr>
                 <w:rFonts w:hint="eastAsia" w:ascii="仿宋_GB2312" w:hAnsi="Times New Roman" w:eastAsia="仿宋_GB2312"/>
-                <w:color w:val="auto"/>
+                <w:color w:val="0000FF"/>
                 <w:sz w:val="24"/>
                 <w:highlight w:val="none"/>
                 <w:lang w:val="en-US" w:eastAsia="zh-CN"/>
@@ -360,7 +360,7 @@
               <w:jc w:val="center"/>
               <w:rPr>
                 <w:rFonts w:hint="default" w:ascii="仿宋_GB2312" w:hAnsi="Times New Roman" w:eastAsia="仿宋_GB2312"/>
-                <w:color w:val="auto"/>
+                <w:color w:val="0000FF"/>
                 <w:sz w:val="24"/>
                 <w:highlight w:val="none"/>
                 <w:lang w:val="en-US" w:eastAsia="zh-CN"/>
@@ -369,7 +369,7 @@
             <w:r>
               <w:rPr>
                 <w:rFonts w:hint="eastAsia" w:ascii="仿宋_GB2312" w:hAnsi="Times New Roman" w:eastAsia="仿宋_GB2312"/>
-                <w:color w:val="auto"/>
+                <w:color w:val="0000FF"/>
                 <w:sz w:val="24"/>
                 <w:highlight w:val="none"/>
                 <w:lang w:val="en-US" w:eastAsia="zh-CN"/>
@@ -485,7 +485,7 @@
             <w:r>
               <w:rPr>
                 <w:rFonts w:hint="eastAsia" w:ascii="仿宋_GB2312" w:hAnsi="Times New Roman" w:eastAsia="仿宋_GB2312"/>
-                <w:color w:val="auto"/>
+                <w:color w:val="0000FF"/>
                 <w:sz w:val="24"/>
                 <w:highlight w:val="none"/>
                 <w:lang w:val="en-US" w:eastAsia="zh-CN"/>
@@ -546,7 +546,7 @@
               <w:jc w:val="center"/>
               <w:rPr>
                 <w:rFonts w:hint="default" w:ascii="仿宋_GB2312" w:hAnsi="Times New Roman" w:eastAsia="仿宋_GB2312"/>
-                <w:color w:val="auto"/>
+                <w:color w:val="0000FF"/>
                 <w:sz w:val="24"/>
                 <w:highlight w:val="none"/>
                 <w:lang w:val="en-US" w:eastAsia="zh-CN"/>
@@ -555,7 +555,7 @@
             <w:r>
               <w:rPr>
                 <w:rFonts w:hint="eastAsia" w:ascii="仿宋_GB2312" w:hAnsi="Times New Roman" w:eastAsia="仿宋_GB2312"/>
-                <w:color w:val="auto"/>
+                <w:color w:val="0000FF"/>
                 <w:sz w:val="24"/>
                 <w:highlight w:val="none"/>
                 <w:lang w:val="en-US" w:eastAsia="zh-CN"/>
@@ -748,17 +748,17 @@
               <w:rPr>
                 <w:rFonts w:hint="default" w:ascii="仿宋_GB2312" w:hAnsi="仿宋_GB2312" w:eastAsia="仿宋_GB2312" w:cs="仿宋_GB2312"/>
                 <w:bCs/>
-                <w:color w:val="auto"/>
-                <w:sz w:val="24"/>
-                <w:highlight w:val="none"/>
-                <w:lang w:val="en-US" w:eastAsia="zh-CN"/>
-              </w:rPr>
-            </w:pPr>
-            <w:r>
-              <w:rPr>
-                <w:rFonts w:hint="eastAsia" w:ascii="仿宋_GB2312" w:hAnsi="仿宋_GB2312" w:eastAsia="仿宋_GB2312" w:cs="仿宋_GB2312"/>
-                <w:bCs/>
-                <w:color w:val="auto"/>
+                <w:color w:val="0000FF"/>
+                <w:sz w:val="24"/>
+                <w:highlight w:val="none"/>
+                <w:lang w:val="en-US" w:eastAsia="zh-CN"/>
+              </w:rPr>
+            </w:pPr>
+            <w:r>
+              <w:rPr>
+                <w:rFonts w:hint="eastAsia" w:ascii="仿宋_GB2312" w:hAnsi="仿宋_GB2312" w:eastAsia="仿宋_GB2312" w:cs="仿宋_GB2312"/>
+                <w:bCs/>
+                <w:color w:val="0000FF"/>
                 <w:sz w:val="24"/>
                 <w:highlight w:val="none"/>
                 <w:lang w:val="en-US" w:eastAsia="zh-CN"/>
@@ -786,17 +786,17 @@
               <w:rPr>
                 <w:rFonts w:hint="default" w:ascii="仿宋_GB2312" w:hAnsi="仿宋_GB2312" w:eastAsia="仿宋_GB2312" w:cs="仿宋_GB2312"/>
                 <w:bCs/>
-                <w:color w:val="auto"/>
-                <w:sz w:val="24"/>
-                <w:highlight w:val="none"/>
-                <w:lang w:val="en-US" w:eastAsia="zh-CN"/>
-              </w:rPr>
-            </w:pPr>
-            <w:r>
-              <w:rPr>
-                <w:rFonts w:hint="eastAsia" w:ascii="仿宋_GB2312" w:hAnsi="仿宋_GB2312" w:eastAsia="仿宋_GB2312" w:cs="仿宋_GB2312"/>
-                <w:bCs/>
-                <w:color w:val="auto"/>
+                <w:color w:val="0000FF"/>
+                <w:sz w:val="24"/>
+                <w:highlight w:val="none"/>
+                <w:lang w:val="en-US" w:eastAsia="zh-CN"/>
+              </w:rPr>
+            </w:pPr>
+            <w:r>
+              <w:rPr>
+                <w:rFonts w:hint="eastAsia" w:ascii="仿宋_GB2312" w:hAnsi="仿宋_GB2312" w:eastAsia="仿宋_GB2312" w:cs="仿宋_GB2312"/>
+                <w:bCs/>
+                <w:color w:val="0000FF"/>
                 <w:sz w:val="24"/>
                 <w:highlight w:val="none"/>
                 <w:lang w:val="en-US" w:eastAsia="zh-CN"/>
@@ -824,17 +824,17 @@
               <w:rPr>
                 <w:rFonts w:hint="default" w:ascii="仿宋_GB2312" w:hAnsi="仿宋_GB2312" w:eastAsia="仿宋_GB2312" w:cs="仿宋_GB2312"/>
                 <w:bCs/>
-                <w:color w:val="auto"/>
-                <w:sz w:val="24"/>
-                <w:highlight w:val="none"/>
-                <w:lang w:val="en-US" w:eastAsia="zh-CN"/>
-              </w:rPr>
-            </w:pPr>
-            <w:r>
-              <w:rPr>
-                <w:rFonts w:hint="eastAsia" w:ascii="仿宋_GB2312" w:hAnsi="仿宋_GB2312" w:eastAsia="仿宋_GB2312" w:cs="仿宋_GB2312"/>
-                <w:bCs/>
-                <w:color w:val="auto"/>
+                <w:color w:val="0000FF"/>
+                <w:sz w:val="24"/>
+                <w:highlight w:val="none"/>
+                <w:lang w:val="en-US" w:eastAsia="zh-CN"/>
+              </w:rPr>
+            </w:pPr>
+            <w:r>
+              <w:rPr>
+                <w:rFonts w:hint="eastAsia" w:ascii="仿宋_GB2312" w:hAnsi="仿宋_GB2312" w:eastAsia="仿宋_GB2312" w:cs="仿宋_GB2312"/>
+                <w:bCs/>
+                <w:color w:val="0000FF"/>
                 <w:sz w:val="24"/>
                 <w:highlight w:val="none"/>
                 <w:lang w:val="en-US" w:eastAsia="zh-CN"/>
@@ -885,25 +885,23 @@
               <w:rPr>
                 <w:rFonts w:hint="eastAsia" w:ascii="仿宋_GB2312" w:hAnsi="仿宋_GB2312" w:eastAsia="仿宋_GB2312" w:cs="仿宋_GB2312"/>
                 <w:bCs/>
-                <w:color w:val="auto"/>
-                <w:sz w:val="24"/>
-                <w:highlight w:val="none"/>
-                <w:lang w:val="en-US" w:eastAsia="zh-CN"/>
-              </w:rPr>
-            </w:pPr>
-            <w:r>
-              <w:rPr>
-                <w:rFonts w:hint="eastAsia" w:ascii="仿宋_GB2312" w:hAnsi="仿宋_GB2312" w:eastAsia="仿宋_GB2312" w:cs="仿宋_GB2312"/>
-                <w:bCs/>
-                <w:color w:val="auto"/>
+                <w:color w:val="0000FF"/>
+                <w:sz w:val="24"/>
+                <w:highlight w:val="none"/>
+                <w:lang w:val="en-US" w:eastAsia="zh-CN"/>
+              </w:rPr>
+            </w:pPr>
+            <w:r>
+              <w:rPr>
+                <w:rFonts w:hint="eastAsia" w:ascii="仿宋_GB2312" w:hAnsi="仿宋_GB2312" w:eastAsia="仿宋_GB2312" w:cs="仿宋_GB2312"/>
+                <w:bCs/>
+                <w:color w:val="0000FF"/>
                 <w:sz w:val="24"/>
                 <w:highlight w:val="none"/>
                 <w:lang w:val="en-US" w:eastAsia="zh-CN"/>
               </w:rPr>
               <w:t>{{gongyingshang2}}</w:t>
             </w:r>
-            <w:bookmarkStart w:id="0" w:name="_GoBack"/>
-            <w:bookmarkEnd w:id="0"/>
           </w:p>
         </w:tc>
         <w:tc>
@@ -925,17 +923,17 @@
               <w:rPr>
                 <w:rFonts w:hint="eastAsia" w:ascii="仿宋_GB2312" w:hAnsi="仿宋_GB2312" w:eastAsia="仿宋_GB2312" w:cs="仿宋_GB2312"/>
                 <w:bCs/>
-                <w:color w:val="auto"/>
-                <w:sz w:val="24"/>
-                <w:highlight w:val="none"/>
-                <w:lang w:val="en-US" w:eastAsia="zh-CN"/>
-              </w:rPr>
-            </w:pPr>
-            <w:r>
-              <w:rPr>
-                <w:rFonts w:hint="eastAsia" w:ascii="仿宋_GB2312" w:hAnsi="仿宋_GB2312" w:eastAsia="仿宋_GB2312" w:cs="仿宋_GB2312"/>
-                <w:bCs/>
-                <w:color w:val="auto"/>
+                <w:color w:val="0000FF"/>
+                <w:sz w:val="24"/>
+                <w:highlight w:val="none"/>
+                <w:lang w:val="en-US" w:eastAsia="zh-CN"/>
+              </w:rPr>
+            </w:pPr>
+            <w:r>
+              <w:rPr>
+                <w:rFonts w:hint="eastAsia" w:ascii="仿宋_GB2312" w:hAnsi="仿宋_GB2312" w:eastAsia="仿宋_GB2312" w:cs="仿宋_GB2312"/>
+                <w:bCs/>
+                <w:color w:val="0000FF"/>
                 <w:sz w:val="24"/>
                 <w:highlight w:val="none"/>
                 <w:lang w:val="en-US" w:eastAsia="zh-CN"/>
@@ -963,17 +961,17 @@
               <w:rPr>
                 <w:rFonts w:hint="eastAsia" w:ascii="仿宋_GB2312" w:hAnsi="仿宋_GB2312" w:eastAsia="仿宋_GB2312" w:cs="仿宋_GB2312"/>
                 <w:bCs/>
-                <w:color w:val="auto"/>
-                <w:sz w:val="24"/>
-                <w:highlight w:val="none"/>
-                <w:lang w:val="en-US" w:eastAsia="zh-CN"/>
-              </w:rPr>
-            </w:pPr>
-            <w:r>
-              <w:rPr>
-                <w:rFonts w:hint="eastAsia" w:ascii="仿宋_GB2312" w:hAnsi="仿宋_GB2312" w:eastAsia="仿宋_GB2312" w:cs="仿宋_GB2312"/>
-                <w:bCs/>
-                <w:color w:val="auto"/>
+                <w:color w:val="0000FF"/>
+                <w:sz w:val="24"/>
+                <w:highlight w:val="none"/>
+                <w:lang w:val="en-US" w:eastAsia="zh-CN"/>
+              </w:rPr>
+            </w:pPr>
+            <w:r>
+              <w:rPr>
+                <w:rFonts w:hint="eastAsia" w:ascii="仿宋_GB2312" w:hAnsi="仿宋_GB2312" w:eastAsia="仿宋_GB2312" w:cs="仿宋_GB2312"/>
+                <w:bCs/>
+                <w:color w:val="0000FF"/>
                 <w:sz w:val="24"/>
                 <w:highlight w:val="none"/>
                 <w:lang w:val="en-US" w:eastAsia="zh-CN"/>
@@ -1024,17 +1022,17 @@
               <w:rPr>
                 <w:rFonts w:hint="eastAsia" w:ascii="仿宋_GB2312" w:hAnsi="仿宋_GB2312" w:eastAsia="仿宋_GB2312" w:cs="仿宋_GB2312"/>
                 <w:bCs/>
-                <w:color w:val="auto"/>
-                <w:sz w:val="24"/>
-                <w:highlight w:val="none"/>
-                <w:lang w:val="en-US" w:eastAsia="zh-CN"/>
-              </w:rPr>
-            </w:pPr>
-            <w:r>
-              <w:rPr>
-                <w:rFonts w:hint="eastAsia" w:ascii="仿宋_GB2312" w:hAnsi="仿宋_GB2312" w:eastAsia="仿宋_GB2312" w:cs="仿宋_GB2312"/>
-                <w:bCs/>
-                <w:color w:val="auto"/>
+                <w:color w:val="0000FF"/>
+                <w:sz w:val="24"/>
+                <w:highlight w:val="none"/>
+                <w:lang w:val="en-US" w:eastAsia="zh-CN"/>
+              </w:rPr>
+            </w:pPr>
+            <w:r>
+              <w:rPr>
+                <w:rFonts w:hint="eastAsia" w:ascii="仿宋_GB2312" w:hAnsi="仿宋_GB2312" w:eastAsia="仿宋_GB2312" w:cs="仿宋_GB2312"/>
+                <w:bCs/>
+                <w:color w:val="0000FF"/>
                 <w:sz w:val="24"/>
                 <w:highlight w:val="none"/>
                 <w:lang w:val="en-US" w:eastAsia="zh-CN"/>
@@ -1062,17 +1060,17 @@
               <w:rPr>
                 <w:rFonts w:hint="eastAsia" w:ascii="仿宋_GB2312" w:hAnsi="仿宋_GB2312" w:eastAsia="仿宋_GB2312" w:cs="仿宋_GB2312"/>
                 <w:bCs/>
-                <w:color w:val="auto"/>
-                <w:sz w:val="24"/>
-                <w:highlight w:val="none"/>
-                <w:lang w:val="en-US" w:eastAsia="zh-CN"/>
-              </w:rPr>
-            </w:pPr>
-            <w:r>
-              <w:rPr>
-                <w:rFonts w:hint="eastAsia" w:ascii="仿宋_GB2312" w:hAnsi="仿宋_GB2312" w:eastAsia="仿宋_GB2312" w:cs="仿宋_GB2312"/>
-                <w:bCs/>
-                <w:color w:val="auto"/>
+                <w:color w:val="0000FF"/>
+                <w:sz w:val="24"/>
+                <w:highlight w:val="none"/>
+                <w:lang w:val="en-US" w:eastAsia="zh-CN"/>
+              </w:rPr>
+            </w:pPr>
+            <w:r>
+              <w:rPr>
+                <w:rFonts w:hint="eastAsia" w:ascii="仿宋_GB2312" w:hAnsi="仿宋_GB2312" w:eastAsia="仿宋_GB2312" w:cs="仿宋_GB2312"/>
+                <w:bCs/>
+                <w:color w:val="0000FF"/>
                 <w:sz w:val="24"/>
                 <w:highlight w:val="none"/>
                 <w:lang w:val="en-US" w:eastAsia="zh-CN"/>
@@ -1100,17 +1098,17 @@
               <w:rPr>
                 <w:rFonts w:hint="eastAsia" w:ascii="仿宋_GB2312" w:hAnsi="仿宋_GB2312" w:eastAsia="仿宋_GB2312" w:cs="仿宋_GB2312"/>
                 <w:bCs/>
-                <w:color w:val="auto"/>
-                <w:sz w:val="24"/>
-                <w:highlight w:val="none"/>
-                <w:lang w:val="en-US" w:eastAsia="zh-CN"/>
-              </w:rPr>
-            </w:pPr>
-            <w:r>
-              <w:rPr>
-                <w:rFonts w:hint="eastAsia" w:ascii="仿宋_GB2312" w:hAnsi="仿宋_GB2312" w:eastAsia="仿宋_GB2312" w:cs="仿宋_GB2312"/>
-                <w:bCs/>
-                <w:color w:val="auto"/>
+                <w:color w:val="0000FF"/>
+                <w:sz w:val="24"/>
+                <w:highlight w:val="none"/>
+                <w:lang w:val="en-US" w:eastAsia="zh-CN"/>
+              </w:rPr>
+            </w:pPr>
+            <w:r>
+              <w:rPr>
+                <w:rFonts w:hint="eastAsia" w:ascii="仿宋_GB2312" w:hAnsi="仿宋_GB2312" w:eastAsia="仿宋_GB2312" w:cs="仿宋_GB2312"/>
+                <w:bCs/>
+                <w:color w:val="0000FF"/>
                 <w:sz w:val="24"/>
                 <w:highlight w:val="none"/>
                 <w:lang w:val="en-US" w:eastAsia="zh-CN"/>
@@ -1237,7 +1235,19 @@
                 <w:szCs w:val="24"/>
                 <w:lang w:val="en-US" w:eastAsia="zh-CN" w:bidi="ar"/>
               </w:rPr>
-              <w:t>供应商有采购意向，并经查询，公司资质、价格、质量、信用等方面满足公司项目需求。</w:t>
+              <w:t>供应商有采购意向</w:t>
+            </w:r>
+            <w:bookmarkStart w:id="0" w:name="_GoBack"/>
+            <w:bookmarkEnd w:id="0"/>
+            <w:r>
+              <w:rPr>
+                <w:rFonts w:hint="eastAsia" w:ascii="仿宋" w:hAnsi="仿宋" w:eastAsia="仿宋" w:cs="仿宋"/>
+                <w:kern w:val="2"/>
+                <w:sz w:val="24"/>
+                <w:szCs w:val="24"/>
+                <w:lang w:val="en-US" w:eastAsia="zh-CN" w:bidi="ar"/>
+              </w:rPr>
+              <w:t>，并经查询，公司资质、价格、质量、信用等方面满足公司项目需求。</w:t>
             </w:r>
           </w:p>
         </w:tc>
@@ -1978,7 +1988,7 @@
     </w:p>
     <w:sectPr>
       <w:pgSz w:w="11906" w:h="16838"/>
-      <w:pgMar w:top="1440" w:right="1800" w:bottom="1440" w:left="1800" w:header="851" w:footer="992" w:gutter="0"/>
+      <w:pgMar w:top="850" w:right="1800" w:bottom="1440" w:left="1800" w:header="851" w:footer="992" w:gutter="0"/>
       <w:cols w:space="720" w:num="1"/>
       <w:docGrid w:type="lines" w:linePitch="312" w:charSpace="0"/>
     </w:sectPr>
